--- a/applications_generated/tiktok_generative_ai_researcher_intern_intelligent_c/ATS_RESUME.docx
+++ b/applications_generated/tiktok_generative_ai_researcher_intern_intelligent_c/ATS_RESUME.docx
@@ -594,31 +594,31 @@
       </w:rPr>
     </w:lvl>
   </w:abstractNum>
-  <w:num w:numId="1" w16cid:durableId="1391005003">
+  <w:num w:numId="1" w16cid:durableId="1240363117">
     <w:abstractNumId w:val="8"/>
   </w:num>
-  <w:num w:numId="2" w16cid:durableId="607735392">
+  <w:num w:numId="2" w16cid:durableId="1351569396">
     <w:abstractNumId w:val="6"/>
   </w:num>
-  <w:num w:numId="3" w16cid:durableId="579287857">
+  <w:num w:numId="3" w16cid:durableId="1603682854">
     <w:abstractNumId w:val="5"/>
   </w:num>
-  <w:num w:numId="4" w16cid:durableId="1528106271">
+  <w:num w:numId="4" w16cid:durableId="1260061044">
     <w:abstractNumId w:val="4"/>
   </w:num>
-  <w:num w:numId="5" w16cid:durableId="460155976">
+  <w:num w:numId="5" w16cid:durableId="1976444210">
     <w:abstractNumId w:val="7"/>
   </w:num>
-  <w:num w:numId="6" w16cid:durableId="1182667937">
+  <w:num w:numId="6" w16cid:durableId="1986665490">
     <w:abstractNumId w:val="3"/>
   </w:num>
-  <w:num w:numId="7" w16cid:durableId="644360100">
+  <w:num w:numId="7" w16cid:durableId="1195383574">
     <w:abstractNumId w:val="2"/>
   </w:num>
-  <w:num w:numId="8" w16cid:durableId="1255362823">
+  <w:num w:numId="8" w16cid:durableId="1681346295">
     <w:abstractNumId w:val="1"/>
   </w:num>
-  <w:num w:numId="9" w16cid:durableId="928583316">
+  <w:num w:numId="9" w16cid:durableId="1732459017">
     <w:abstractNumId w:val="0"/>
   </w:num>
 </w:numbering>

--- a/applications_generated/tiktok_generative_ai_researcher_intern_intelligent_c/ATS_RESUME.docx
+++ b/applications_generated/tiktok_generative_ai_researcher_intern_intelligent_c/ATS_RESUME.docx
@@ -594,31 +594,31 @@
       </w:rPr>
     </w:lvl>
   </w:abstractNum>
-  <w:num w:numId="1" w16cid:durableId="1240363117">
+  <w:num w:numId="1" w16cid:durableId="61217541">
     <w:abstractNumId w:val="8"/>
   </w:num>
-  <w:num w:numId="2" w16cid:durableId="1351569396">
+  <w:num w:numId="2" w16cid:durableId="1866090181">
     <w:abstractNumId w:val="6"/>
   </w:num>
-  <w:num w:numId="3" w16cid:durableId="1603682854">
+  <w:num w:numId="3" w16cid:durableId="2003000961">
     <w:abstractNumId w:val="5"/>
   </w:num>
-  <w:num w:numId="4" w16cid:durableId="1260061044">
+  <w:num w:numId="4" w16cid:durableId="1494026318">
     <w:abstractNumId w:val="4"/>
   </w:num>
-  <w:num w:numId="5" w16cid:durableId="1976444210">
+  <w:num w:numId="5" w16cid:durableId="811942100">
     <w:abstractNumId w:val="7"/>
   </w:num>
-  <w:num w:numId="6" w16cid:durableId="1986665490">
+  <w:num w:numId="6" w16cid:durableId="298994731">
     <w:abstractNumId w:val="3"/>
   </w:num>
-  <w:num w:numId="7" w16cid:durableId="1195383574">
+  <w:num w:numId="7" w16cid:durableId="338702455">
     <w:abstractNumId w:val="2"/>
   </w:num>
-  <w:num w:numId="8" w16cid:durableId="1681346295">
+  <w:num w:numId="8" w16cid:durableId="1413047880">
     <w:abstractNumId w:val="1"/>
   </w:num>
-  <w:num w:numId="9" w16cid:durableId="1732459017">
+  <w:num w:numId="9" w16cid:durableId="1302075630">
     <w:abstractNumId w:val="0"/>
   </w:num>
 </w:numbering>
